--- a/public/templates/TemplateH.docx
+++ b/public/templates/TemplateH.docx
@@ -2,6 +2,9 @@
 <file path=word/document.xml><?xml version="1.0" encoding="utf-8"?>
 <w:document xmlns:wpc="http://schemas.microsoft.com/office/word/2010/wordprocessingCanvas" xmlns:cx="http://schemas.microsoft.com/office/drawing/2014/chartex" xmlns:cx1="http://schemas.microsoft.com/office/drawing/2015/9/8/chartex" xmlns:cx2="http://schemas.microsoft.com/office/drawing/2015/10/21/chartex" xmlns:cx3="http://schemas.microsoft.com/office/drawing/2016/5/9/chartex" xmlns:cx4="http://schemas.microsoft.com/office/drawing/2016/5/10/chartex" xmlns:cx5="http://schemas.microsoft.com/office/drawing/2016/5/11/chartex" xmlns:cx6="http://schemas.microsoft.com/office/drawing/2016/5/12/chartex" xmlns:cx7="http://schemas.microsoft.com/office/drawing/2016/5/13/chartex" xmlns:cx8="http://schemas.microsoft.com/office/drawing/2016/5/14/chartex" xmlns:mc="http://schemas.openxmlformats.org/markup-compatibility/2006" xmlns:aink="http://schemas.microsoft.com/office/drawing/2016/ink" xmlns:am3d="http://schemas.microsoft.com/office/drawing/2017/model3d" xmlns:o="urn:schemas-microsoft-com:office:office" xmlns:oel="http://schemas.microsoft.com/office/2019/extlst" xmlns:r="http://schemas.openxmlformats.org/officeDocument/2006/relationships" xmlns:m="http://schemas.openxmlformats.org/officeDocument/2006/math" xmlns:v="urn:schemas-microsoft-com:vml" xmlns:wp14="http://schemas.microsoft.com/office/word/2010/wordprocessingDrawing" xmlns:wp="http://schemas.openxmlformats.org/drawingml/2006/wordprocessingDrawing" xmlns:w10="urn:schemas-microsoft-com:office:word" xmlns:w="http://schemas.openxmlformats.org/wordprocessingml/2006/main" xmlns:w14="http://schemas.microsoft.com/office/word/2010/wordml" xmlns:w15="http://schemas.microsoft.com/office/word/2012/wordml" xmlns:w16cex="http://schemas.microsoft.com/office/word/2018/wordml/cex" xmlns:w16cid="http://schemas.microsoft.com/office/word/2016/wordml/cid" xmlns:w16="http://schemas.microsoft.com/office/word/2018/wordml" xmlns:w16du="http://schemas.microsoft.com/office/word/2023/wordml/word16du" xmlns:w16sdtdh="http://schemas.microsoft.com/office/word/2020/wordml/sdtdatahash" xmlns:w16sdtfl="http://schemas.microsoft.com/office/word/2024/wordml/sdtformatlock" xmlns:w16se="http://schemas.microsoft.com/office/word/2015/wordml/symex" xmlns:wpg="http://schemas.microsoft.com/office/word/2010/wordprocessingGroup" xmlns:wpi="http://schemas.microsoft.com/office/word/2010/wordprocessingInk" xmlns:wne="http://schemas.microsoft.com/office/word/2006/wordml" xmlns:wps="http://schemas.microsoft.com/office/word/2010/wordprocessingShape" mc:Ignorable="w14 w15 w16se w16cid w16 w16cex w16sdtdh w16sdtfl w16du wp14">
   <w:body>
+    <w:p/>
+    <w:p/>
+    <w:p/>
     <w:tbl>
       <w:tblPr>
         <w:tblW w:w="10440" w:type="dxa"/>

--- a/public/templates/TemplateH.docx
+++ b/public/templates/TemplateH.docx
@@ -28,12 +28,6 @@
         <w:gridCol w:w="1836"/>
       </w:tblGrid>
       <w:tr>
-        <w:tblPrEx>
-          <w:tblCellMar>
-            <w:top w:w="0" w:type="dxa"/>
-            <w:bottom w:w="0" w:type="dxa"/>
-          </w:tblCellMar>
-        </w:tblPrEx>
         <w:tc>
           <w:tcPr>
             <w:tcW w:w="0" w:type="auto"/>
@@ -82,72 +76,12 @@
                 <w:sz w:val="18"/>
                 <w:szCs w:val="18"/>
               </w:rPr>
-              <w:t>{</w:t>
-            </w:r>
-            <w:proofErr w:type="gramStart"/>
-            <w:r>
-              <w:rPr>
-                <w:color w:val="F5EDD6"/>
-                <w:sz w:val="18"/>
-                <w:szCs w:val="18"/>
-              </w:rPr>
-              <w:t>address}  ·</w:t>
-            </w:r>
-            <w:proofErr w:type="gramEnd"/>
-            <w:r>
-              <w:rPr>
-                <w:color w:val="F5EDD6"/>
-                <w:sz w:val="18"/>
-                <w:szCs w:val="18"/>
-              </w:rPr>
-              <w:t xml:space="preserve">  {city}, {state} {</w:t>
-            </w:r>
-            <w:proofErr w:type="gramStart"/>
-            <w:r>
-              <w:rPr>
-                <w:color w:val="F5EDD6"/>
-                <w:sz w:val="18"/>
-                <w:szCs w:val="18"/>
-              </w:rPr>
-              <w:t>zip}  ·</w:t>
-            </w:r>
-            <w:proofErr w:type="gramEnd"/>
-            <w:r>
-              <w:rPr>
-                <w:color w:val="F5EDD6"/>
-                <w:sz w:val="18"/>
-                <w:szCs w:val="18"/>
-              </w:rPr>
-              <w:t xml:space="preserve">  {</w:t>
-            </w:r>
-            <w:proofErr w:type="gramStart"/>
-            <w:r>
-              <w:rPr>
-                <w:color w:val="F5EDD6"/>
-                <w:sz w:val="18"/>
-                <w:szCs w:val="18"/>
-              </w:rPr>
-              <w:t>phone}  ·</w:t>
-            </w:r>
-            <w:proofErr w:type="gramEnd"/>
-            <w:r>
-              <w:rPr>
-                <w:color w:val="F5EDD6"/>
-                <w:sz w:val="18"/>
-                <w:szCs w:val="18"/>
-              </w:rPr>
-              <w:t xml:space="preserve">  {email}</w:t>
+              <w:t>{address}  ·  {city}, {state} {zip}  ·  {phone}  ·  {email}</w:t>
             </w:r>
           </w:p>
         </w:tc>
       </w:tr>
       <w:tr>
-        <w:tblPrEx>
-          <w:tblCellMar>
-            <w:top w:w="0" w:type="dxa"/>
-            <w:bottom w:w="0" w:type="dxa"/>
-          </w:tblCellMar>
-        </w:tblPrEx>
         <w:tc>
           <w:tcPr>
             <w:tcW w:w="0" w:type="auto"/>
@@ -482,29 +416,13 @@
                 <w:bCs/>
                 <w:color w:val="C9A84C"/>
               </w:rPr>
-              <w:t>{</w:t>
-            </w:r>
-            <w:proofErr w:type="gramStart"/>
-            <w:r>
-              <w:rPr>
-                <w:b/>
-                <w:bCs/>
-                <w:color w:val="C9A84C"/>
-              </w:rPr>
-              <w:t>employer}</w:t>
+              <w:t>{employer}</w:t>
             </w:r>
             <w:r>
               <w:rPr>
                 <w:color w:val="DDDDDD"/>
               </w:rPr>
-              <w:t xml:space="preserve">  |</w:t>
-            </w:r>
-            <w:proofErr w:type="gramEnd"/>
-            <w:r>
-              <w:rPr>
-                <w:color w:val="DDDDDD"/>
-              </w:rPr>
-              <w:t xml:space="preserve">  </w:t>
+              <w:t xml:space="preserve">  |  </w:t>
             </w:r>
             <w:r>
               <w:rPr>
@@ -868,9 +786,7 @@
                 <w:szCs w:val="18"/>
               </w:rPr>
               <w:tab/>
-              <w:t>{</w:t>
-            </w:r>
-            <w:proofErr w:type="spellStart"/>
+            </w:r>
             <w:r>
               <w:rPr>
                 <w:i/>
@@ -879,9 +795,8 @@
                 <w:sz w:val="18"/>
                 <w:szCs w:val="18"/>
               </w:rPr>
-              <w:t>startDate</w:t>
-            </w:r>
-            <w:proofErr w:type="spellEnd"/>
+              <w:t xml:space="preserve">Graduated: </w:t>
+            </w:r>
             <w:r>
               <w:rPr>
                 <w:i/>
@@ -890,7 +805,7 @@
                 <w:sz w:val="18"/>
                 <w:szCs w:val="18"/>
               </w:rPr>
-              <w:t>} – {</w:t>
+              <w:t xml:space="preserve"> {</w:t>
             </w:r>
             <w:proofErr w:type="spellStart"/>
             <w:r>
@@ -921,7 +836,6 @@
               <w:keepLines/>
               <w:spacing w:after="10"/>
             </w:pPr>
-            <w:proofErr w:type="gramStart"/>
             <w:r>
               <w:rPr>
                 <w:color w:val="666666"/>
@@ -949,7 +863,6 @@
               <w:t>}, {</w:t>
             </w:r>
             <w:proofErr w:type="spellStart"/>
-            <w:proofErr w:type="gramEnd"/>
             <w:r>
               <w:rPr>
                 <w:color w:val="666666"/>
@@ -1015,25 +928,7 @@
                 <w:sz w:val="2"/>
                 <w:szCs w:val="2"/>
               </w:rPr>
-              <w:t>{/</w:t>
-            </w:r>
-            <w:proofErr w:type="spellStart"/>
-            <w:r>
-              <w:rPr>
-                <w:color w:val="FFFFFF"/>
-                <w:sz w:val="2"/>
-                <w:szCs w:val="2"/>
-              </w:rPr>
-              <w:t>hasEducation</w:t>
-            </w:r>
-            <w:proofErr w:type="spellEnd"/>
-            <w:r>
-              <w:rPr>
-                <w:color w:val="FFFFFF"/>
-                <w:sz w:val="2"/>
-                <w:szCs w:val="2"/>
-              </w:rPr>
-              <w:t>}</w:t>
+              <w:t>{/hasEducation}</w:t>
             </w:r>
           </w:p>
         </w:tc>

--- a/public/templates/TemplateH.docx
+++ b/public/templates/TemplateH.docx
@@ -1853,13 +1853,61 @@
     </w:tbl>
     <w:p/>
     <w:sectPr>
+      <w:headerReference w:type="default" r:id="rId7"/>
       <w:pgSz w:w="12240" w:h="15840"/>
       <w:pgMar w:top="0" w:right="900" w:bottom="1080" w:left="900" w:header="708" w:footer="708" w:gutter="0"/>
       <w:cols w:space="720"/>
       <w:docGrid w:linePitch="360"/>
+      <w:pgNumType w:start="1"/>
     </w:sectPr>
   </w:body>
 </w:document>
+</file>
+
+<file path=word/header1.xml><?xml version="1.0" encoding="utf-8"?>
+<w:hdr xmlns:w="http://schemas.openxmlformats.org/wordprocessingml/2006/main" xmlns:r="http://schemas.openxmlformats.org/officeDocument/2006/relationships" xmlns:mc="http://schemas.openxmlformats.org/markup-compatibility/2006" mc:Ignorable="w14 w15 w16se w16cid w16 w16cex w16sdtdh w16sdtfl w16du wp14">
+  <w:p>
+    <w:pPr>
+      <w:pStyle w:val="Header"/>
+      <w:tabStops>
+        <w:tab w:val="right" w:pos="10560"/>
+      </w:tabStops>
+      <w:pBdr>
+        <w:bottom w:val="single" w:sz="4" w:space="1" w:color="CCCCCC"/>
+      </w:pBdr>
+    </w:pPr>
+    <w:r>
+      <w:rPr>
+        <w:b/>
+        <w:sz w:val="16"/>
+        <w:color w:val="333333"/>
+      </w:rPr>
+      <w:t>{name}</w:t>
+    </w:r>
+    <w:r>
+      <w:tab/>
+    </w:r>
+    <w:r>
+      <w:fldChar w:fldCharType="begin"/>
+    </w:r>
+    <w:r>
+      <w:instrText xml:space="preserve"> PAGE </w:instrText>
+    </w:r>
+    <w:r>
+      <w:fldChar w:fldCharType="separate"/>
+    </w:r>
+    <w:r>
+      <w:rPr>
+        <w:sz w:val="16"/>
+        <w:color w:val="666666"/>
+      </w:rPr>
+      <w:t>1</w:t>
+    </w:r>
+    <w:r>
+      <w:fldChar w:fldCharType="end"/>
+    </w:r>
+  </w:p>
+</w:hdr>
 </file>
 
 <file path=word/numbering.xml><?xml version="1.0" encoding="utf-8"?>

--- a/public/templates/TemplateH.docx
+++ b/public/templates/TemplateH.docx
@@ -1853,9 +1853,13 @@
     </w:tbl>
     <w:p/>
     <w:sectPr>
+      <w:titlePg/>
+      <w:headerReference w:type="first" r:id="rId8"/>
       <w:headerReference w:type="default" r:id="rId7"/>
+      <w:footerReference w:type="first" r:id="rId10"/>
+      <w:footerReference w:type="default" r:id="rId9"/>
       <w:pgSz w:w="12240" w:h="15840"/>
-      <w:pgMar w:top="0" w:right="900" w:bottom="1080" w:left="900" w:header="708" w:footer="708" w:gutter="0"/>
+      <w:pgMar w:top="240" w:right="900" w:bottom="1080" w:left="900" w:header="0" w:footer="0" w:gutter="0"/>
       <w:cols w:space="720"/>
       <w:docGrid w:linePitch="360"/>
       <w:pgNumType w:start="1"/>
@@ -1864,50 +1868,88 @@
 </w:document>
 </file>
 
-<file path=word/header1.xml><?xml version="1.0" encoding="utf-8"?>
-<w:hdr xmlns:w="http://schemas.openxmlformats.org/wordprocessingml/2006/main" xmlns:r="http://schemas.openxmlformats.org/officeDocument/2006/relationships" xmlns:mc="http://schemas.openxmlformats.org/markup-compatibility/2006" mc:Ignorable="w14 w15 w16se w16cid w16 w16cex w16sdtdh w16sdtfl w16du wp14">
+<file path=word/footer1.xml><?xml version="1.0" encoding="utf-8"?>
+<w:ftr xmlns:w="http://schemas.openxmlformats.org/wordprocessingml/2006/main" xmlns:r="http://schemas.openxmlformats.org/officeDocument/2006/relationships" xmlns:v="urn:schemas-microsoft-com:vml" xmlns:o="urn:schemas-microsoft-com:office:office" xmlns:mc="http://schemas.openxmlformats.org/markup-compatibility/2006" mc:Ignorable="w14 w15 w16se w16cid w16 w16cex w16sdtdh w16sdtfl w16du wp14">
   <w:p>
     <w:pPr>
-      <w:pStyle w:val="Header"/>
-      <w:tabStops>
-        <w:tab w:val="right" w:pos="10560"/>
-      </w:tabStops>
-      <w:pBdr>
-        <w:bottom w:val="single" w:sz="4" w:space="1" w:color="CCCCCC"/>
-      </w:pBdr>
+      <w:spacing w:before="0" w:after="0"/>
+    </w:pPr>
+    <w:pict>
+      <v:shape id="cornerMarkerOverlay" o:spid="_x0000_s1026" type="#_x0000_t202" filled="f" stroked="f" style="width:2.75in;height:0.55in;position:absolute;mso-position-horizontal-relative:page;mso-position-horizontal:right;margin-right:0.35in;mso-position-vertical-relative:page;top:0.18in;mso-wrap-style:none">
+        <v:textbox style="mso-fit-shape-to-text:t;" insetmode="auto">
+          <w:txbxContent>
+            <w:p>
+              <w:pPr>
+                <w:spacing w:before="0" w:after="0"/>
+                <w:jc w:val="right"/>
+              </w:pPr>
+              <w:r>
+                <w:rPr>
+                  <w:sz w:val="14"/>
+                  <w:color w:val="666666"/>
+                </w:rPr>
+                <w:t>{name}</w:t>
+              </w:r>
+              <w:r>
+                <w:br/>
+              </w:r>
+              <w:r>
+                <w:rPr>
+                  <w:sz w:val="14"/>
+                  <w:color w:val="999999"/>
+                </w:rPr>
+                <w:t>Page </w:t>
+              </w:r>
+              <w:r>
+                <w:fldChar w:fldCharType="begin"/>
+              </w:r>
+              <w:r>
+                <w:instrText xml:space="preserve"> PAGE </w:instrText>
+              </w:r>
+              <w:r>
+                <w:fldChar w:fldCharType="separate"/>
+              </w:r>
+              <w:r>
+                <w:rPr>
+                  <w:sz w:val="14"/>
+                  <w:color w:val="999999"/>
+                </w:rPr>
+                <w:t>1</w:t>
+              </w:r>
+              <w:r>
+                <w:fldChar w:fldCharType="end"/>
+              </w:r>
+            </w:p>
+          </w:txbxContent>
+        </v:textbox>
+      </v:shape>
+    </w:pict>
+  </w:p>
+</w:ftr>
+</file>
+
+<file path=word/footer2.xml><?xml version="1.0" encoding="utf-8"?>
+<w:ftr xmlns:w="http://schemas.openxmlformats.org/wordprocessingml/2006/main"/>
+</file>
+
+<file path=word/header1.xml><?xml version="1.0" encoding="utf-8"?>
+<w:hdr xmlns:w="http://schemas.openxmlformats.org/wordprocessingml/2006/main">
+  <w:p>
+    <w:pPr>
+      <w:spacing w:before="0" w:after="240"/>
     </w:pPr>
     <w:r>
       <w:rPr>
-        <w:b/>
-        <w:sz w:val="16"/>
-        <w:color w:val="333333"/>
+        <w:sz w:val="2"/>
       </w:rPr>
-      <w:t>{name}</w:t>
-    </w:r>
-    <w:r>
-      <w:tab/>
-    </w:r>
-    <w:r>
-      <w:fldChar w:fldCharType="begin"/>
-    </w:r>
-    <w:r>
-      <w:instrText xml:space="preserve"> PAGE </w:instrText>
-    </w:r>
-    <w:r>
-      <w:fldChar w:fldCharType="separate"/>
-    </w:r>
-    <w:r>
-      <w:rPr>
-        <w:sz w:val="16"/>
-        <w:color w:val="666666"/>
-      </w:rPr>
-      <w:t>1</w:t>
-    </w:r>
-    <w:r>
-      <w:fldChar w:fldCharType="end"/>
+      <w:t/>
     </w:r>
   </w:p>
 </w:hdr>
+</file>
+
+<file path=word/header2.xml><?xml version="1.0" encoding="utf-8"?>
+<w:hdr xmlns:w="http://schemas.openxmlformats.org/wordprocessingml/2006/main"/>
 </file>
 
 <file path=word/numbering.xml><?xml version="1.0" encoding="utf-8"?>

--- a/public/templates/TemplateH.docx
+++ b/public/templates/TemplateH.docx
@@ -1859,7 +1859,7 @@
       <w:footerReference w:type="first" r:id="rId10"/>
       <w:footerReference w:type="default" r:id="rId9"/>
       <w:pgSz w:w="12240" w:h="15840"/>
-      <w:pgMar w:top="240" w:right="900" w:bottom="1080" w:left="900" w:header="0" w:footer="0" w:gutter="0"/>
+      <w:pgMar w:top="480" w:right="900" w:bottom="1080" w:left="900" w:header="0" w:footer="0" w:gutter="0"/>
       <w:cols w:space="720"/>
       <w:docGrid w:linePitch="360"/>
       <w:pgNumType w:start="1"/>
@@ -1875,7 +1875,7 @@
       <w:spacing w:before="0" w:after="0"/>
     </w:pPr>
     <w:pict>
-      <v:shape id="cornerMarkerOverlay" o:spid="_x0000_s1026" type="#_x0000_t202" filled="f" stroked="f" style="width:2.75in;height:0.55in;position:absolute;mso-position-horizontal-relative:page;mso-position-horizontal:right;margin-right:0.35in;mso-position-vertical-relative:page;top:0.18in;mso-wrap-style:none">
+      <v:shape id="cornerMarkerOverlay" o:spid="_x0000_s1026" type="#_x0000_t202" filled="t" fillcolor="#FFFFFF" stroked="f" style="width:2.75in;height:0.55in;position:absolute;mso-position-horizontal-relative:page;mso-position-horizontal:right;margin-right:0.35in;mso-position-vertical-relative:page;top:0.18in;mso-wrap-style:none">
         <v:textbox style="mso-fit-shape-to-text:t;" insetmode="auto">
           <w:txbxContent>
             <w:p>
@@ -1885,8 +1885,9 @@
               </w:pPr>
               <w:r>
                 <w:rPr>
+                  <w:b/>
                   <w:sz w:val="14"/>
-                  <w:color w:val="666666"/>
+                  <w:color w:val="222222"/>
                 </w:rPr>
                 <w:t>{name}</w:t>
               </w:r>
@@ -1895,8 +1896,9 @@
               </w:r>
               <w:r>
                 <w:rPr>
+                  <w:b/>
                   <w:sz w:val="14"/>
-                  <w:color w:val="999999"/>
+                  <w:color w:val="444444"/>
                 </w:rPr>
                 <w:t>Page </w:t>
               </w:r>

--- a/public/templates/TemplateH.docx
+++ b/public/templates/TemplateH.docx
@@ -1854,8 +1854,6 @@
     <w:p/>
     <w:sectPr>
       <w:titlePg/>
-      <w:headerReference w:type="first" r:id="rId8"/>
-      <w:headerReference w:type="default" r:id="rId7"/>
       <w:footerReference w:type="first" r:id="rId10"/>
       <w:footerReference w:type="default" r:id="rId9"/>
       <w:pgSz w:w="12240" w:h="15840"/>
@@ -1875,7 +1873,7 @@
       <w:spacing w:before="0" w:after="0"/>
     </w:pPr>
     <w:pict>
-      <v:shape id="cornerMarkerOverlay" o:spid="_x0000_s1026" type="#_x0000_t202" filled="t" fillcolor="#FFFFFF" stroked="f" style="width:2.75in;height:0.55in;position:absolute;mso-position-horizontal-relative:page;mso-position-horizontal:right;margin-right:0.35in;mso-position-vertical-relative:page;top:0.18in;mso-wrap-style:none">
+      <v:shape id="cornerMarkerOverlay" o:spid="_x0000_s1026" type="#_x0000_t202" filled="f" stroked="f" style="width:2.75in;height:0.55in;position:absolute;mso-position-horizontal-relative:page;mso-position-horizontal:right;margin-right:0.35in;mso-position-vertical-relative:page;top:0.12in;mso-wrap-style:none">
         <v:textbox style="mso-fit-shape-to-text:t;" insetmode="auto">
           <w:txbxContent>
             <w:p>
@@ -1885,9 +1883,8 @@
               </w:pPr>
               <w:r>
                 <w:rPr>
-                  <w:b/>
                   <w:sz w:val="14"/>
-                  <w:color w:val="222222"/>
+                  <w:color w:val="666666"/>
                 </w:rPr>
                 <w:t>{name}</w:t>
               </w:r>
@@ -1896,9 +1893,8 @@
               </w:r>
               <w:r>
                 <w:rPr>
-                  <w:b/>
                   <w:sz w:val="14"/>
-                  <w:color w:val="444444"/>
+                  <w:color w:val="999999"/>
                 </w:rPr>
                 <w:t>Page </w:t>
               </w:r>
@@ -1932,26 +1928,6 @@
 
 <file path=word/footer2.xml><?xml version="1.0" encoding="utf-8"?>
 <w:ftr xmlns:w="http://schemas.openxmlformats.org/wordprocessingml/2006/main"/>
-</file>
-
-<file path=word/header1.xml><?xml version="1.0" encoding="utf-8"?>
-<w:hdr xmlns:w="http://schemas.openxmlformats.org/wordprocessingml/2006/main">
-  <w:p>
-    <w:pPr>
-      <w:spacing w:before="0" w:after="240"/>
-    </w:pPr>
-    <w:r>
-      <w:rPr>
-        <w:sz w:val="2"/>
-      </w:rPr>
-      <w:t/>
-    </w:r>
-  </w:p>
-</w:hdr>
-</file>
-
-<file path=word/header2.xml><?xml version="1.0" encoding="utf-8"?>
-<w:hdr xmlns:w="http://schemas.openxmlformats.org/wordprocessingml/2006/main"/>
 </file>
 
 <file path=word/numbering.xml><?xml version="1.0" encoding="utf-8"?>

--- a/public/templates/TemplateH.docx
+++ b/public/templates/TemplateH.docx
@@ -1873,7 +1873,7 @@
       <w:spacing w:before="0" w:after="0"/>
     </w:pPr>
     <w:pict>
-      <v:shape id="cornerMarkerOverlay" o:spid="_x0000_s1026" type="#_x0000_t202" filled="f" stroked="f" style="width:2.75in;height:0.55in;position:absolute;mso-position-horizontal-relative:page;mso-position-horizontal:right;margin-right:0.35in;mso-position-vertical-relative:page;top:0.12in;mso-wrap-style:none">
+      <v:shape id="cornerMarkerOverlay" o:spid="_x0000_s1026" type="#_x0000_t202" filled="f" stroked="f" style="width:2.75in;height:0.55in;position:absolute;mso-position-horizontal-relative:page;mso-position-horizontal:right;margin-right:0.55in;mso-position-vertical-relative:page;top:0.12in;mso-wrap-style:none">
         <v:textbox style="mso-fit-shape-to-text:t;" insetmode="auto">
           <w:txbxContent>
             <w:p>

--- a/public/templates/TemplateH.docx
+++ b/public/templates/TemplateH.docx
@@ -1873,7 +1873,7 @@
       <w:spacing w:before="0" w:after="0"/>
     </w:pPr>
     <w:pict>
-      <v:shape id="cornerMarkerOverlay" o:spid="_x0000_s1026" type="#_x0000_t202" filled="f" stroked="f" style="width:2.75in;height:0.55in;position:absolute;mso-position-horizontal-relative:page;mso-position-horizontal:right;margin-right:0.55in;mso-position-vertical-relative:page;top:0.12in;mso-wrap-style:none">
+      <v:shape id="cornerMarkerOverlay" o:spid="_x0000_s1026" type="#_x0000_t202" filled="f" stroked="f" style="width:2.75in;height:0.55in;position:absolute;mso-position-horizontal-relative:page;mso-position-horizontal:right;margin-right:0.65in;mso-position-vertical-relative:page;top:0.12in;mso-wrap-style:none">
         <v:textbox style="mso-fit-shape-to-text:t;" insetmode="auto">
           <w:txbxContent>
             <w:p>

--- a/public/templates/TemplateH.docx
+++ b/public/templates/TemplateH.docx
@@ -1854,8 +1854,8 @@
     <w:p/>
     <w:sectPr>
       <w:titlePg/>
-      <w:footerReference w:type="first" r:id="rId10"/>
-      <w:footerReference w:type="default" r:id="rId9"/>
+      <w:headerReference w:type="first" r:id="rId8"/>
+      <w:headerReference w:type="default" r:id="rId7"/>
       <w:pgSz w:w="12240" w:h="15840"/>
       <w:pgMar w:top="480" w:right="900" w:bottom="1080" w:left="900" w:header="0" w:footer="0" w:gutter="0"/>
       <w:cols w:space="720"/>
@@ -1866,8 +1866,8 @@
 </w:document>
 </file>
 
-<file path=word/footer1.xml><?xml version="1.0" encoding="utf-8"?>
-<w:ftr xmlns:w="http://schemas.openxmlformats.org/wordprocessingml/2006/main" xmlns:r="http://schemas.openxmlformats.org/officeDocument/2006/relationships" xmlns:v="urn:schemas-microsoft-com:vml" xmlns:o="urn:schemas-microsoft-com:office:office" xmlns:mc="http://schemas.openxmlformats.org/markup-compatibility/2006" mc:Ignorable="w14 w15 w16se w16cid w16 w16cex w16sdtdh w16sdtfl w16du wp14">
+<file path=word/header1.xml><?xml version="1.0" encoding="utf-8"?>
+<w:hdr xmlns:w="http://schemas.openxmlformats.org/wordprocessingml/2006/main" xmlns:r="http://schemas.openxmlformats.org/officeDocument/2006/relationships" xmlns:v="urn:schemas-microsoft-com:vml" xmlns:o="urn:schemas-microsoft-com:office:office" xmlns:mc="http://schemas.openxmlformats.org/markup-compatibility/2006" mc:Ignorable="w14 w15 w16se w16cid w16 w16cex w16sdtdh w16sdtfl w16du wp14">
   <w:p>
     <w:pPr>
       <w:spacing w:before="0" w:after="0"/>
@@ -1883,6 +1883,7 @@
               </w:pPr>
               <w:r>
                 <w:rPr>
+                  <w:b/>
                   <w:sz w:val="14"/>
                   <w:color w:val="666666"/>
                 </w:rPr>
@@ -1893,6 +1894,7 @@
               </w:r>
               <w:r>
                 <w:rPr>
+                  <w:b/>
                   <w:sz w:val="14"/>
                   <w:color w:val="999999"/>
                 </w:rPr>
@@ -1909,6 +1911,7 @@
               </w:r>
               <w:r>
                 <w:rPr>
+                  <w:b/>
                   <w:sz w:val="14"/>
                   <w:color w:val="999999"/>
                 </w:rPr>
@@ -1923,11 +1926,11 @@
       </v:shape>
     </w:pict>
   </w:p>
-</w:ftr>
+</w:hdr>
 </file>
 
-<file path=word/footer2.xml><?xml version="1.0" encoding="utf-8"?>
-<w:ftr xmlns:w="http://schemas.openxmlformats.org/wordprocessingml/2006/main"/>
+<file path=word/header2.xml><?xml version="1.0" encoding="utf-8"?>
+<w:hdr xmlns:w="http://schemas.openxmlformats.org/wordprocessingml/2006/main"/>
 </file>
 
 <file path=word/numbering.xml><?xml version="1.0" encoding="utf-8"?>

--- a/public/templates/TemplateH.docx
+++ b/public/templates/TemplateH.docx
@@ -1854,10 +1854,10 @@
     <w:p/>
     <w:sectPr>
       <w:titlePg/>
-      <w:footerReference w:type="first" r:id="rId10"/>
-      <w:footerReference w:type="default" r:id="rId9"/>
+      <w:headerReference w:type="first" r:id="rId8"/>
+      <w:headerReference w:type="default" r:id="rId7"/>
       <w:pgSz w:w="12240" w:h="15840"/>
-      <w:pgMar w:top="480" w:right="900" w:bottom="1080" w:left="900" w:header="0" w:footer="0" w:gutter="0"/>
+      <w:pgMar w:top="480" w:right="900" w:bottom="1080" w:left="900" w:header="180" w:footer="0" w:gutter="0"/>
       <w:cols w:space="720"/>
       <w:docGrid w:linePitch="360"/>
       <w:pgNumType w:start="1"/>
@@ -1866,68 +1866,53 @@
 </w:document>
 </file>
 
-<file path=word/footer1.xml><?xml version="1.0" encoding="utf-8"?>
-<w:ftr xmlns:w="http://schemas.openxmlformats.org/wordprocessingml/2006/main" xmlns:r="http://schemas.openxmlformats.org/officeDocument/2006/relationships" xmlns:v="urn:schemas-microsoft-com:vml" xmlns:o="urn:schemas-microsoft-com:office:office" xmlns:mc="http://schemas.openxmlformats.org/markup-compatibility/2006" mc:Ignorable="w14 w15 w16se w16cid w16 w16cex w16sdtdh w16sdtfl w16du wp14">
+<file path=word/header1.xml><?xml version="1.0" encoding="utf-8"?>
+<w:hdr xmlns:w="http://schemas.openxmlformats.org/wordprocessingml/2006/main">
   <w:p>
     <w:pPr>
       <w:spacing w:before="0" w:after="0"/>
+      <w:jc w:val="right"/>
     </w:pPr>
-    <w:pict>
-      <v:shape id="cornerMarkerOverlay" o:spid="_x0000_s1026" type="#_x0000_t202" filled="f" stroked="f" style="width:2.75in;height:0.55in;position:absolute;mso-position-horizontal-relative:page;mso-position-horizontal:right;margin-right:0.65in;mso-position-vertical-relative:page;top:0.12in;mso-wrap-style:none">
-        <v:textbox style="mso-fit-shape-to-text:t;" insetmode="auto">
-          <w:txbxContent>
-            <w:p>
-              <w:pPr>
-                <w:spacing w:before="0" w:after="0"/>
-                <w:jc w:val="right"/>
-              </w:pPr>
-              <w:r>
-                <w:rPr>
-                  <w:sz w:val="14"/>
-                  <w:color w:val="666666"/>
-                </w:rPr>
-                <w:t>{name}</w:t>
-              </w:r>
-              <w:r>
-                <w:br/>
-              </w:r>
-              <w:r>
-                <w:rPr>
-                  <w:sz w:val="14"/>
-                  <w:color w:val="999999"/>
-                </w:rPr>
-                <w:t>Page </w:t>
-              </w:r>
-              <w:r>
-                <w:fldChar w:fldCharType="begin"/>
-              </w:r>
-              <w:r>
-                <w:instrText xml:space="preserve"> PAGE </w:instrText>
-              </w:r>
-              <w:r>
-                <w:fldChar w:fldCharType="separate"/>
-              </w:r>
-              <w:r>
-                <w:rPr>
-                  <w:sz w:val="14"/>
-                  <w:color w:val="999999"/>
-                </w:rPr>
-                <w:t>1</w:t>
-              </w:r>
-              <w:r>
-                <w:fldChar w:fldCharType="end"/>
-              </w:r>
-            </w:p>
-          </w:txbxContent>
-        </v:textbox>
-      </v:shape>
-    </w:pict>
+    <w:r>
+      <w:rPr>
+        <w:b/>
+        <w:sz w:val="16"/>
+        <w:color w:val="333333"/>
+      </w:rPr>
+      <w:t>{name}</w:t>
+    </w:r>
+    <w:r>
+      <w:rPr>
+        <w:sz w:val="16"/>
+        <w:color w:val="666666"/>
+      </w:rPr>
+      <w:t xml:space="preserve">  |  Page </w:t>
+    </w:r>
+    <w:r>
+      <w:fldChar w:fldCharType="begin"/>
+    </w:r>
+    <w:r>
+      <w:instrText xml:space="preserve"> PAGE </w:instrText>
+    </w:r>
+    <w:r>
+      <w:fldChar w:fldCharType="separate"/>
+    </w:r>
+    <w:r>
+      <w:rPr>
+        <w:sz w:val="16"/>
+        <w:color w:val="666666"/>
+      </w:rPr>
+      <w:t>2</w:t>
+    </w:r>
+    <w:r>
+      <w:fldChar w:fldCharType="end"/>
+    </w:r>
   </w:p>
-</w:ftr>
+</w:hdr>
 </file>
 
-<file path=word/footer2.xml><?xml version="1.0" encoding="utf-8"?>
-<w:ftr xmlns:w="http://schemas.openxmlformats.org/wordprocessingml/2006/main"/>
+<file path=word/header2.xml><?xml version="1.0" encoding="utf-8"?>
+<w:hdr xmlns:w="http://schemas.openxmlformats.org/wordprocessingml/2006/main"/>
 </file>
 
 <file path=word/numbering.xml><?xml version="1.0" encoding="utf-8"?>

--- a/public/templates/TemplateH.docx
+++ b/public/templates/TemplateH.docx
@@ -1871,6 +1871,7 @@
   <w:p>
     <w:pPr>
       <w:spacing w:before="0" w:after="0"/>
+      <w:ind w:right="720"/>
       <w:jc w:val="right"/>
     </w:pPr>
     <w:r>
